--- a/reports/Отчёт_ЛР_02.docx
+++ b/reports/Отчёт_ЛР_02.docx
@@ -211,7 +211,7 @@
         <w:pStyle w:val="Normal"/>
       </w:pPr>
       <w:r>
-        <w:t xml:space="preserve">Самостоятельное приложение «Расходы · ЛР2» использует пакет com.example.expenseslab2. Оно устанавливается одновременно с клиентом другой лабораторной. QSettings, локальная SQLite-база и offline-очередь изолированы; данные прежнего пакета com.example.expenses автоматически не переносятся.</w:t>
+        <w:t xml:space="preserve">Самостоятельное приложение «Расходы ЛР2» использует пакет com.example.expenseslab2. Оно устанавливается одновременно с клиентом другой лабораторной. QSettings, локальная SQLite-база и offline-очередь изолированы; данные прежнего пакета com.example.expenses автоматически не переносятся.</w:t>
       </w:r>
     </w:p>
     <w:p>
@@ -8033,7 +8033,7 @@
         <w:pStyle w:val="Code"/>
       </w:pPr>
       <w:r>
-        <w:t xml:space="preserve">            Label { anchors.centerIn: parent; text: "Расходы · ЛР2\n" + expensesController.pendingCount + " в очереди"; horizontalAlignment: Text.AlignHCenter }</w:t>
+        <w:t xml:space="preserve">            Label { anchors.centerIn: parent; text: "Расходы ЛР2\n" + expensesController.pendingCount + " в очереди"; horizontalAlignment: Text.AlignHCenter }</w:t>
       </w:r>
     </w:p>
     <w:p>
@@ -8214,7 +8214,7 @@
         <w:pStyle w:val="Code"/>
       </w:pPr>
       <w:r>
-        <w:t xml:space="preserve">            PageHeader { title: "Расходы · ЛР2"; description: "REST · HTTPS · SQLite" }</w:t>
+        <w:t xml:space="preserve">            PageHeader { title: "Расходы ЛР2" }</w:t>
       </w:r>
     </w:p>
     <w:p>
@@ -9176,7 +9176,7 @@
         <w:pStyle w:val="Code"/>
       </w:pPr>
       <w:r>
-        <w:t xml:space="preserve">Name=Расходы · ЛР2</w:t>
+        <w:t xml:space="preserve">Name=Расходы ЛР2</w:t>
       </w:r>
     </w:p>
     <w:p>
@@ -9269,7 +9269,7 @@
         <w:pStyle w:val="Code"/>
       </w:pPr>
       <w:r>
-        <w:t xml:space="preserve">Release: 2</w:t>
+        <w:t xml:space="preserve">Release: 3</w:t>
       </w:r>
     </w:p>
     <w:p>
@@ -9627,7 +9627,7 @@
         <w:pStyle w:val="Normal"/>
       </w:pPr>
       <w:r>
-        <w:t xml:space="preserve">На телефоне открыть приложение «Расходы · ЛР2» и указать https://&lt;IP-ПК&gt;:8443. Учебный вход: demo / demo12345.</w:t>
+        <w:t xml:space="preserve">На телефоне открыть приложение «Расходы ЛР2» и указать https://&lt;IP-ПК&gt;:8443. Учебный вход: demo / demo12345.</w:t>
       </w:r>
     </w:p>
     <w:sectPr>

--- a/reports/Отчёт_ЛР_02.docx
+++ b/reports/Отчёт_ЛР_02.docx
@@ -6711,7 +6711,7 @@
         <w:pStyle w:val="Code"/>
       </w:pPr>
       <w:r>
-        <w:t xml:space="preserve">    api.baseUrl = settings.value("server", "https://192.168.0.118:8443").toString();</w:t>
+        <w:t xml:space="preserve">    api.baseUrl = settings.value("server", "https://10.215.223.25:8443").toString();</w:t>
       </w:r>
     </w:p>
     <w:p>
@@ -9269,7 +9269,7 @@
         <w:pStyle w:val="Code"/>
       </w:pPr>
       <w:r>
-        <w:t xml:space="preserve">Release: 3</w:t>
+        <w:t xml:space="preserve">Release: 4</w:t>
       </w:r>
     </w:p>
     <w:p>
@@ -9564,6 +9564,14 @@
       </w:pPr>
       <w:r>
         <w:t xml:space="preserve">2.4. Запуск и проверка</w:t>
+      </w:r>
+    </w:p>
+    <w:p>
+      <w:pPr>
+        <w:pStyle w:val="Normal"/>
+      </w:pPr>
+      <w:r>
+        <w:t xml:space="preserve">26 октября 2026 после смены сети сертификат перевыпущен с SAN 10.215.223.25 и 192.168.2.8 с сохранением прежних адресов. Обновлённый клиент 1.0.0-4 установлен, адрес заменён на https://10.215.223.25:8443. Проверки health с телефона по Wi-Fi и USB и нативные HTTPS/SQLite-тесты прошли без отключения TLS-проверки. БД и JWT-ключ сохранены. Журнал: docs/tls-validation.txt.</w:t>
       </w:r>
     </w:p>
     <w:p>
